--- a/downloads/student/Unit 04/Handout 04.03 - Repair Station Cards and Maintenance Calendar.docx
+++ b/downloads/student/Unit 04/Handout 04.03 - Repair Station Cards and Maintenance Calendar.docx
@@ -1576,35 +1576,65 @@
       <w:r>
         <w:t xml:space="preserve">Safety: safety glasses on. Fingers behind the screw, never in front of the tip.</w:t>
       </w:r>
-      <w:r>
-        <w:t xml:space="preserve"> </w:t>
-      </w:r>
-      <w:r>
-        <w:t xml:space="preserve">1. Look at the screw head. Plus sign means Phillips. Flat slot means flathead. Pick the driver that fills the head.</w:t>
-      </w:r>
-      <w:r>
-        <w:t xml:space="preserve"> </w:t>
-      </w:r>
-      <w:r>
-        <w:t xml:space="preserve">2. Set the screw tip in a pilot hole. Hold it straight.</w:t>
-      </w:r>
-      <w:r>
-        <w:t xml:space="preserve"> </w:t>
-      </w:r>
-      <w:r>
-        <w:t xml:space="preserve">3. Push in and turn clockwise (righty tighty). Keep pushing so the driver does not slip.</w:t>
-      </w:r>
-      <w:r>
-        <w:t xml:space="preserve"> </w:t>
-      </w:r>
-      <w:r>
-        <w:t xml:space="preserve">4. Stop when the head is flush with the wood. Do not keep going; that strips it.</w:t>
-      </w:r>
-      <w:r>
-        <w:t xml:space="preserve"> </w:t>
-      </w:r>
-      <w:r>
-        <w:t xml:space="preserve">5. Now take it out: turn counterclockwise (lefty loosey).</w:t>
+    </w:p>
+    <w:p>
+      <w:pPr>
+        <w:numPr>
+          <w:ilvl w:val="0"/>
+          <w:numId w:val="1002"/>
+        </w:numPr>
+        <w:pStyle w:val="Compact"/>
+      </w:pPr>
+      <w:r>
+        <w:t xml:space="preserve">Look at the screw head. Plus sign means Phillips. Flat slot means flathead. Pick the driver that fills the head.</w:t>
+      </w:r>
+    </w:p>
+    <w:p>
+      <w:pPr>
+        <w:numPr>
+          <w:ilvl w:val="0"/>
+          <w:numId w:val="1002"/>
+        </w:numPr>
+        <w:pStyle w:val="Compact"/>
+      </w:pPr>
+      <w:r>
+        <w:t xml:space="preserve">Set the screw tip in a pilot hole. Hold it straight.</w:t>
+      </w:r>
+    </w:p>
+    <w:p>
+      <w:pPr>
+        <w:numPr>
+          <w:ilvl w:val="0"/>
+          <w:numId w:val="1002"/>
+        </w:numPr>
+        <w:pStyle w:val="Compact"/>
+      </w:pPr>
+      <w:r>
+        <w:t xml:space="preserve">Push in and turn clockwise (righty tighty). Keep pushing so the driver does not slip.</w:t>
+      </w:r>
+    </w:p>
+    <w:p>
+      <w:pPr>
+        <w:numPr>
+          <w:ilvl w:val="0"/>
+          <w:numId w:val="1002"/>
+        </w:numPr>
+        <w:pStyle w:val="Compact"/>
+      </w:pPr>
+      <w:r>
+        <w:t xml:space="preserve">Stop when the head is flush with the wood. Do not keep going; that strips it.</w:t>
+      </w:r>
+    </w:p>
+    <w:p>
+      <w:pPr>
+        <w:numPr>
+          <w:ilvl w:val="0"/>
+          <w:numId w:val="1002"/>
+        </w:numPr>
+        <w:pStyle w:val="Compact"/>
+      </w:pPr>
+      <w:r>
+        <w:t xml:space="preserve">Now take it out: turn counterclockwise (lefty loosey).</w:t>
       </w:r>
       <w:r>
         <w:t xml:space="preserve"> </w:t>
@@ -1639,29 +1669,53 @@
       <w:r>
         <w:t xml:space="preserve">Safety: hands dry before you touch anything else. Never plunge a drain that has had chemicals in it.</w:t>
       </w:r>
-      <w:r>
-        <w:t xml:space="preserve"> </w:t>
-      </w:r>
-      <w:r>
-        <w:t xml:space="preserve">1. Put the cup of the plunger over the drain so it covers it completely.</w:t>
-      </w:r>
-      <w:r>
-        <w:t xml:space="preserve"> </w:t>
-      </w:r>
-      <w:r>
-        <w:t xml:space="preserve">2. Make sure there is enough water to cover the cup. The seal needs water.</w:t>
-      </w:r>
-      <w:r>
-        <w:t xml:space="preserve"> </w:t>
-      </w:r>
-      <w:r>
-        <w:t xml:space="preserve">3. Push down slowly to push the air out, then push and pull straight up and down six times, hard.</w:t>
-      </w:r>
-      <w:r>
-        <w:t xml:space="preserve"> </w:t>
-      </w:r>
-      <w:r>
-        <w:t xml:space="preserve">4. Pull the plunger off. In a real drain, run hot water to see if it flows.</w:t>
+    </w:p>
+    <w:p>
+      <w:pPr>
+        <w:numPr>
+          <w:ilvl w:val="0"/>
+          <w:numId w:val="1003"/>
+        </w:numPr>
+        <w:pStyle w:val="Compact"/>
+      </w:pPr>
+      <w:r>
+        <w:t xml:space="preserve">Put the cup of the plunger over the drain so it covers it completely.</w:t>
+      </w:r>
+    </w:p>
+    <w:p>
+      <w:pPr>
+        <w:numPr>
+          <w:ilvl w:val="0"/>
+          <w:numId w:val="1003"/>
+        </w:numPr>
+        <w:pStyle w:val="Compact"/>
+      </w:pPr>
+      <w:r>
+        <w:t xml:space="preserve">Make sure there is enough water to cover the cup. The seal needs water.</w:t>
+      </w:r>
+    </w:p>
+    <w:p>
+      <w:pPr>
+        <w:numPr>
+          <w:ilvl w:val="0"/>
+          <w:numId w:val="1003"/>
+        </w:numPr>
+        <w:pStyle w:val="Compact"/>
+      </w:pPr>
+      <w:r>
+        <w:t xml:space="preserve">Push down slowly to push the air out, then push and pull straight up and down six times, hard.</w:t>
+      </w:r>
+    </w:p>
+    <w:p>
+      <w:pPr>
+        <w:numPr>
+          <w:ilvl w:val="0"/>
+          <w:numId w:val="1003"/>
+        </w:numPr>
+        <w:pStyle w:val="Compact"/>
+      </w:pPr>
+      <w:r>
+        <w:t xml:space="preserve">Pull the plunger off. In a real drain, run hot water to see if it flows.</w:t>
       </w:r>
       <w:r>
         <w:t xml:space="preserve"> </w:t>
@@ -1696,23 +1750,41 @@
       <w:r>
         <w:t xml:space="preserve">Safety: let the tape back in slowly. It snaps.</w:t>
       </w:r>
-      <w:r>
-        <w:t xml:space="preserve"> </w:t>
-      </w:r>
-      <w:r>
-        <w:t xml:space="preserve">1. Hook the end on the edge of the thing you are measuring, or line it up with the start of the line.</w:t>
-      </w:r>
-      <w:r>
-        <w:t xml:space="preserve"> </w:t>
-      </w:r>
-      <w:r>
-        <w:t xml:space="preserve">2. Read the big numbers for inches. The longest marks between numbers are half inches. The next longest are quarters. The next are eighths.</w:t>
-      </w:r>
-      <w:r>
-        <w:t xml:space="preserve"> </w:t>
-      </w:r>
-      <w:r>
-        <w:t xml:space="preserve">3. Write each measurement to the nearest eighth of an inch.</w:t>
+    </w:p>
+    <w:p>
+      <w:pPr>
+        <w:numPr>
+          <w:ilvl w:val="0"/>
+          <w:numId w:val="1004"/>
+        </w:numPr>
+        <w:pStyle w:val="Compact"/>
+      </w:pPr>
+      <w:r>
+        <w:t xml:space="preserve">Hook the end on the edge of the thing you are measuring, or line it up with the start of the line.</w:t>
+      </w:r>
+    </w:p>
+    <w:p>
+      <w:pPr>
+        <w:numPr>
+          <w:ilvl w:val="0"/>
+          <w:numId w:val="1004"/>
+        </w:numPr>
+        <w:pStyle w:val="Compact"/>
+      </w:pPr>
+      <w:r>
+        <w:t xml:space="preserve">Read the big numbers for inches. The longest marks between numbers are half inches. The next longest are quarters. The next are eighths.</w:t>
+      </w:r>
+    </w:p>
+    <w:p>
+      <w:pPr>
+        <w:numPr>
+          <w:ilvl w:val="0"/>
+          <w:numId w:val="1004"/>
+        </w:numPr>
+        <w:pStyle w:val="Compact"/>
+      </w:pPr>
+      <w:r>
+        <w:t xml:space="preserve">Write each measurement to the nearest eighth of an inch.</w:t>
       </w:r>
     </w:p>
     <w:tbl>
@@ -1955,29 +2027,53 @@
       <w:r>
         <w:t xml:space="preserve">Safety: the level is a tool, not a sword. Two hands.</w:t>
       </w:r>
-      <w:r>
-        <w:t xml:space="preserve"> </w:t>
-      </w:r>
-      <w:r>
-        <w:t xml:space="preserve">1. Set the level on top of the bracket. Watch the bubble.</w:t>
-      </w:r>
-      <w:r>
-        <w:t xml:space="preserve"> </w:t>
-      </w:r>
-      <w:r>
-        <w:t xml:space="preserve">2. Pivot the bracket until the bubble sits exactly between the two lines.</w:t>
-      </w:r>
-      <w:r>
-        <w:t xml:space="preserve"> </w:t>
-      </w:r>
-      <w:r>
-        <w:t xml:space="preserve">3. Mark the second screw hole with a pencil.</w:t>
-      </w:r>
-      <w:r>
-        <w:t xml:space="preserve"> </w:t>
-      </w:r>
-      <w:r>
-        <w:t xml:space="preserve">4. Now the frame: hang it on the nail, set the level on top, nudge until the bubble is centered.</w:t>
+    </w:p>
+    <w:p>
+      <w:pPr>
+        <w:numPr>
+          <w:ilvl w:val="0"/>
+          <w:numId w:val="1005"/>
+        </w:numPr>
+        <w:pStyle w:val="Compact"/>
+      </w:pPr>
+      <w:r>
+        <w:t xml:space="preserve">Set the level on top of the bracket. Watch the bubble.</w:t>
+      </w:r>
+    </w:p>
+    <w:p>
+      <w:pPr>
+        <w:numPr>
+          <w:ilvl w:val="0"/>
+          <w:numId w:val="1005"/>
+        </w:numPr>
+        <w:pStyle w:val="Compact"/>
+      </w:pPr>
+      <w:r>
+        <w:t xml:space="preserve">Pivot the bracket until the bubble sits exactly between the two lines.</w:t>
+      </w:r>
+    </w:p>
+    <w:p>
+      <w:pPr>
+        <w:numPr>
+          <w:ilvl w:val="0"/>
+          <w:numId w:val="1005"/>
+        </w:numPr>
+        <w:pStyle w:val="Compact"/>
+      </w:pPr>
+      <w:r>
+        <w:t xml:space="preserve">Mark the second screw hole with a pencil.</w:t>
+      </w:r>
+    </w:p>
+    <w:p>
+      <w:pPr>
+        <w:numPr>
+          <w:ilvl w:val="0"/>
+          <w:numId w:val="1005"/>
+        </w:numPr>
+        <w:pStyle w:val="Compact"/>
+      </w:pPr>
+      <w:r>
+        <w:t xml:space="preserve">Now the frame: hang it on the nail, set the level on top, nudge until the bubble is centered.</w:t>
       </w:r>
       <w:r>
         <w:t xml:space="preserve"> </w:t>
@@ -2012,29 +2108,53 @@
       <w:r>
         <w:t xml:space="preserve">Safety: nothing at this station is live. At home, a breaker panel is the one place you never put a wet hand or a tool.</w:t>
       </w:r>
-      <w:r>
-        <w:t xml:space="preserve"> </w:t>
-      </w:r>
-      <w:r>
-        <w:t xml:space="preserve">1. Find the tripped breaker in the photo. It is the one sitting in the middle, not fully ON and not fully OFF.</w:t>
-      </w:r>
-      <w:r>
-        <w:t xml:space="preserve"> </w:t>
-      </w:r>
-      <w:r>
-        <w:t xml:space="preserve">2. Say the reset in order: push it fully OFF first, then push it ON.</w:t>
-      </w:r>
-      <w:r>
-        <w:t xml:space="preserve"> </w:t>
-      </w:r>
-      <w:r>
-        <w:t xml:space="preserve">3. If it trips again right away: stop. Unplug what you just turned on and tell an adult. Something is drawing too much.</w:t>
-      </w:r>
-      <w:r>
-        <w:t xml:space="preserve"> </w:t>
-      </w:r>
-      <w:r>
-        <w:t xml:space="preserve">4. The lamp: the switch is off. Is the bulb cool? Read the label on the socket: max ______ watts. Turn the old bulb out counterclockwise. Turn the new LED in clockwise until snug, not tight.</w:t>
+    </w:p>
+    <w:p>
+      <w:pPr>
+        <w:numPr>
+          <w:ilvl w:val="0"/>
+          <w:numId w:val="1006"/>
+        </w:numPr>
+        <w:pStyle w:val="Compact"/>
+      </w:pPr>
+      <w:r>
+        <w:t xml:space="preserve">Find the tripped breaker in the photo. It is the one sitting in the middle, not fully ON and not fully OFF.</w:t>
+      </w:r>
+    </w:p>
+    <w:p>
+      <w:pPr>
+        <w:numPr>
+          <w:ilvl w:val="0"/>
+          <w:numId w:val="1006"/>
+        </w:numPr>
+        <w:pStyle w:val="Compact"/>
+      </w:pPr>
+      <w:r>
+        <w:t xml:space="preserve">Say the reset in order: push it fully OFF first, then push it ON.</w:t>
+      </w:r>
+    </w:p>
+    <w:p>
+      <w:pPr>
+        <w:numPr>
+          <w:ilvl w:val="0"/>
+          <w:numId w:val="1006"/>
+        </w:numPr>
+        <w:pStyle w:val="Compact"/>
+      </w:pPr>
+      <w:r>
+        <w:t xml:space="preserve">If it trips again right away: stop. Unplug what you just turned on and tell an adult. Something is drawing too much.</w:t>
+      </w:r>
+    </w:p>
+    <w:p>
+      <w:pPr>
+        <w:numPr>
+          <w:ilvl w:val="0"/>
+          <w:numId w:val="1006"/>
+        </w:numPr>
+        <w:pStyle w:val="Compact"/>
+      </w:pPr>
+      <w:r>
+        <w:t xml:space="preserve">The lamp: the switch is off. Is the bulb cool? Read the label on the socket: max ______ watts. Turn the old bulb out counterclockwise. Turn the new LED in clockwise until snug, not tight.</w:t>
       </w:r>
       <w:r>
         <w:t xml:space="preserve"> </w:t>
@@ -2433,7 +2553,7 @@
       <w:pPr>
         <w:numPr>
           <w:ilvl w:val="0"/>
-          <w:numId w:val="1002"/>
+          <w:numId w:val="1007"/>
         </w:numPr>
         <w:pStyle w:val="Compact"/>
       </w:pPr>
@@ -2445,7 +2565,7 @@
       <w:pPr>
         <w:numPr>
           <w:ilvl w:val="0"/>
-          <w:numId w:val="1002"/>
+          <w:numId w:val="1007"/>
         </w:numPr>
         <w:pStyle w:val="Compact"/>
       </w:pPr>
@@ -2457,7 +2577,7 @@
       <w:pPr>
         <w:numPr>
           <w:ilvl w:val="0"/>
-          <w:numId w:val="1002"/>
+          <w:numId w:val="1007"/>
         </w:numPr>
         <w:pStyle w:val="Compact"/>
       </w:pPr>
@@ -2810,6 +2930,156 @@
     </w:lvlOverride>
   </w:num>
   <w:num w:numId="1002">
+    <w:abstractNumId w:val="99411"/>
+    <w:lvlOverride w:ilvl="0">
+      <w:startOverride w:val="1"/>
+    </w:lvlOverride>
+    <w:lvlOverride w:ilvl="1">
+      <w:startOverride w:val="1"/>
+    </w:lvlOverride>
+    <w:lvlOverride w:ilvl="2">
+      <w:startOverride w:val="1"/>
+    </w:lvlOverride>
+    <w:lvlOverride w:ilvl="3">
+      <w:startOverride w:val="1"/>
+    </w:lvlOverride>
+    <w:lvlOverride w:ilvl="4">
+      <w:startOverride w:val="1"/>
+    </w:lvlOverride>
+    <w:lvlOverride w:ilvl="5">
+      <w:startOverride w:val="1"/>
+    </w:lvlOverride>
+    <w:lvlOverride w:ilvl="6">
+      <w:startOverride w:val="1"/>
+    </w:lvlOverride>
+    <w:lvlOverride w:ilvl="7">
+      <w:startOverride w:val="1"/>
+    </w:lvlOverride>
+    <w:lvlOverride w:ilvl="8">
+      <w:startOverride w:val="1"/>
+    </w:lvlOverride>
+  </w:num>
+  <w:num w:numId="1003">
+    <w:abstractNumId w:val="99411"/>
+    <w:lvlOverride w:ilvl="0">
+      <w:startOverride w:val="1"/>
+    </w:lvlOverride>
+    <w:lvlOverride w:ilvl="1">
+      <w:startOverride w:val="1"/>
+    </w:lvlOverride>
+    <w:lvlOverride w:ilvl="2">
+      <w:startOverride w:val="1"/>
+    </w:lvlOverride>
+    <w:lvlOverride w:ilvl="3">
+      <w:startOverride w:val="1"/>
+    </w:lvlOverride>
+    <w:lvlOverride w:ilvl="4">
+      <w:startOverride w:val="1"/>
+    </w:lvlOverride>
+    <w:lvlOverride w:ilvl="5">
+      <w:startOverride w:val="1"/>
+    </w:lvlOverride>
+    <w:lvlOverride w:ilvl="6">
+      <w:startOverride w:val="1"/>
+    </w:lvlOverride>
+    <w:lvlOverride w:ilvl="7">
+      <w:startOverride w:val="1"/>
+    </w:lvlOverride>
+    <w:lvlOverride w:ilvl="8">
+      <w:startOverride w:val="1"/>
+    </w:lvlOverride>
+  </w:num>
+  <w:num w:numId="1004">
+    <w:abstractNumId w:val="99411"/>
+    <w:lvlOverride w:ilvl="0">
+      <w:startOverride w:val="1"/>
+    </w:lvlOverride>
+    <w:lvlOverride w:ilvl="1">
+      <w:startOverride w:val="1"/>
+    </w:lvlOverride>
+    <w:lvlOverride w:ilvl="2">
+      <w:startOverride w:val="1"/>
+    </w:lvlOverride>
+    <w:lvlOverride w:ilvl="3">
+      <w:startOverride w:val="1"/>
+    </w:lvlOverride>
+    <w:lvlOverride w:ilvl="4">
+      <w:startOverride w:val="1"/>
+    </w:lvlOverride>
+    <w:lvlOverride w:ilvl="5">
+      <w:startOverride w:val="1"/>
+    </w:lvlOverride>
+    <w:lvlOverride w:ilvl="6">
+      <w:startOverride w:val="1"/>
+    </w:lvlOverride>
+    <w:lvlOverride w:ilvl="7">
+      <w:startOverride w:val="1"/>
+    </w:lvlOverride>
+    <w:lvlOverride w:ilvl="8">
+      <w:startOverride w:val="1"/>
+    </w:lvlOverride>
+  </w:num>
+  <w:num w:numId="1005">
+    <w:abstractNumId w:val="99411"/>
+    <w:lvlOverride w:ilvl="0">
+      <w:startOverride w:val="1"/>
+    </w:lvlOverride>
+    <w:lvlOverride w:ilvl="1">
+      <w:startOverride w:val="1"/>
+    </w:lvlOverride>
+    <w:lvlOverride w:ilvl="2">
+      <w:startOverride w:val="1"/>
+    </w:lvlOverride>
+    <w:lvlOverride w:ilvl="3">
+      <w:startOverride w:val="1"/>
+    </w:lvlOverride>
+    <w:lvlOverride w:ilvl="4">
+      <w:startOverride w:val="1"/>
+    </w:lvlOverride>
+    <w:lvlOverride w:ilvl="5">
+      <w:startOverride w:val="1"/>
+    </w:lvlOverride>
+    <w:lvlOverride w:ilvl="6">
+      <w:startOverride w:val="1"/>
+    </w:lvlOverride>
+    <w:lvlOverride w:ilvl="7">
+      <w:startOverride w:val="1"/>
+    </w:lvlOverride>
+    <w:lvlOverride w:ilvl="8">
+      <w:startOverride w:val="1"/>
+    </w:lvlOverride>
+  </w:num>
+  <w:num w:numId="1006">
+    <w:abstractNumId w:val="99411"/>
+    <w:lvlOverride w:ilvl="0">
+      <w:startOverride w:val="1"/>
+    </w:lvlOverride>
+    <w:lvlOverride w:ilvl="1">
+      <w:startOverride w:val="1"/>
+    </w:lvlOverride>
+    <w:lvlOverride w:ilvl="2">
+      <w:startOverride w:val="1"/>
+    </w:lvlOverride>
+    <w:lvlOverride w:ilvl="3">
+      <w:startOverride w:val="1"/>
+    </w:lvlOverride>
+    <w:lvlOverride w:ilvl="4">
+      <w:startOverride w:val="1"/>
+    </w:lvlOverride>
+    <w:lvlOverride w:ilvl="5">
+      <w:startOverride w:val="1"/>
+    </w:lvlOverride>
+    <w:lvlOverride w:ilvl="6">
+      <w:startOverride w:val="1"/>
+    </w:lvlOverride>
+    <w:lvlOverride w:ilvl="7">
+      <w:startOverride w:val="1"/>
+    </w:lvlOverride>
+    <w:lvlOverride w:ilvl="8">
+      <w:startOverride w:val="1"/>
+    </w:lvlOverride>
+  </w:num>
+  <w:num w:numId="1007">
     <w:abstractNumId w:val="99411"/>
     <w:lvlOverride w:ilvl="0">
       <w:startOverride w:val="1"/>
